--- a/resumbission/v17/Author_Response_ERFS-100341_v17.docx
+++ b/resumbission/v17/Author_Response_ERFS-100341_v17.docx
@@ -1639,12 +1639,22 @@
           <w:rFonts w:ascii="Aptos" w:hAnsi="Aptos"/>
         </w:rPr>
       </w:pPr>
-      <w:r>
-        <w:rPr>
-          <w:rFonts w:ascii="Aptos" w:hAnsi="Aptos"/>
-        </w:rPr>
-        <w:t>Replace “~5 percentage points” with a range: replaced with “2.6–4.6 percentage points.”</w:t>
-      </w:r>
+      <w:del w:id="9003" w:author="Matthew Wallenstein" w:date="2026-08-29T12:00:00Z">
+        <w:r>
+          <w:rPr>
+            <w:rFonts w:ascii="Aptos" w:hAnsi="Aptos"/>
+          </w:rPr>
+          <w:delText xml:space="preserve">Replace “~5 percentage points” with a range: replaced with “2.6–4.6 percentage points.”</w:delText>
+        </w:r>
+      </w:del>
+      <w:ins w:id="9004" w:author="Matthew Wallenstein" w:date="2026-08-29T12:00:00Z">
+        <w:r>
+          <w:rPr>
+            <w:rFonts w:ascii="Aptos" w:hAnsi="Aptos"/>
+          </w:rPr>
+          <w:t xml:space="preserve">Replace “~5 percentage points” with a range: replaced with “0.3–1.0 percentage points” under the audited nitrogen and crop prices and the corrected market clearing.</w:t>
+        </w:r>
+      </w:ins>
     </w:p>
     <w:p>
       <w:pPr>
@@ -2007,12 +2017,22 @@
           <w:rFonts w:ascii="Aptos" w:hAnsi="Aptos"/>
         </w:rPr>
       </w:pPr>
-      <w:r>
-        <w:rPr>
-          <w:rFonts w:ascii="Aptos" w:hAnsi="Aptos"/>
-        </w:rPr>
-        <w:t>Reference specific elasticity sensitivity (e.g., halving compresses year-10 loss ~25%): added with the explicit cross-reference to the revised Supplementary Figure S8.</w:t>
-      </w:r>
+      <w:del w:id="9001" w:author="Matthew Wallenstein" w:date="2026-08-29T12:00:00Z">
+        <w:r>
+          <w:rPr>
+            <w:rFonts w:ascii="Aptos" w:hAnsi="Aptos"/>
+          </w:rPr>
+          <w:delText xml:space="preserve">Reference specific elasticity sensitivity (e.g., halving compresses year-10 loss ~25%): added with the explicit cross-reference to the revised Supplementary Figure S8.</w:delText>
+        </w:r>
+      </w:del>
+      <w:ins w:id="9002" w:author="Matthew Wallenstein" w:date="2026-08-29T12:00:00Z">
+        <w:r>
+          <w:rPr>
+            <w:rFonts w:ascii="Aptos" w:hAnsi="Aptos"/>
+          </w:rPr>
+          <w:t xml:space="preserve">Reference specific elasticity sensitivity (halving all fertilizer-demand elasticities compresses global year-10 loss by ~50%): added with the explicit cross-reference to the revised Supplementary Figure S8.</w:t>
+        </w:r>
+      </w:ins>
     </w:p>
     <w:p>
       <w:pPr>
@@ -2347,12 +2367,22 @@
           <w:rFonts w:ascii="Aptos" w:hAnsi="Aptos"/>
         </w:rPr>
       </w:pPr>
-      <w:r>
-        <w:rPr>
-          <w:rFonts w:ascii="Aptos" w:hAnsi="Aptos"/>
-        </w:rPr>
-        <w:t>Figure S6 correction. The buffer-ratio panel annotation was corrected to Spearman ρ = +0.07 (Pearson R² = 0.03), consistent with the revised SI and Table 3; the previous graphic showed a mislabeled value.</w:t>
-      </w:r>
+      <w:del w:id="9005" w:author="Matthew Wallenstein" w:date="2026-08-29T12:00:00Z">
+        <w:r>
+          <w:rPr>
+            <w:rFonts w:ascii="Aptos" w:hAnsi="Aptos"/>
+          </w:rPr>
+          <w:delText xml:space="preserve">Figure S6 correction. The buffer-ratio panel annotation was corrected to Spearman ρ = +0.07 (Pearson R² = 0.03), consistent with the revised SI and Table 3; the previous graphic showed a mislabeled value.</w:delText>
+        </w:r>
+      </w:del>
+      <w:ins w:id="9006" w:author="Matthew Wallenstein" w:date="2026-08-29T12:00:00Z">
+        <w:r>
+          <w:rPr>
+            <w:rFonts w:ascii="Aptos" w:hAnsi="Aptos"/>
+          </w:rPr>
+          <w:t xml:space="preserve">Figure S6 correction. The buffer-ratio panel annotation reads Spearman ρ = +0.19 (Pearson R² = 0.10) in the final regenerated figure, consistent with the revised SI text and Supplementary Table 3; earlier drafts of the figure and letter carried mislabeled or stale values.</w:t>
+        </w:r>
+      </w:ins>
     </w:p>
     <w:p>
       <w:pPr>
@@ -2362,7 +2392,7 @@
       </w:pPr>
       <w:ins w:id="9004" w:author="Matthew Wallenstein" w:date="2026-08-29T12:00:00Z">
         <w:r>
-          <w:t xml:space="preserve">Market-clearing consistency. In the course of this revision we identified, and removed, an internal inconsistency in the economic component: the food price was solved against a log-linear (Cobb–Douglas) approximation of the production response, while reported production came from the nonlinear biophysical model, so the price cleared a production change that differed from the reported one by up to 1.5 percentage points in year 1 (about 0.2 percentage points in the chronic phase). The market-clearing price is now solved directly against the biophysical production response by numerical root-finding at every timestep, so the reported yields and the production changes implicit in the food-price responses are the same quantity by construction (clearing residual below 10⁻⁸ at every step). Adopting the consistent clearing left all yield trajectories unchanged to reported precision (largest movement 0.05 percentage points) and raised year-10 food-price responses by roughly 1–2 percentage points in most regions; all price figures in the manuscript and SI have been updated accordingly.</w:t>
+          <w:t xml:space="preserve">Market-clearing consistency. In the course of this revision we identified, and removed, an internal inconsistency in the economic component: the food price was solved against a log-linear (Cobb–Douglas) approximation of the production response, while reported production came from the nonlinear biophysical model, so the price cleared a production change that differed from the reported one by up to 1.5 percentage points in year 1 (about 0.2 percentage points in the chronic phase). The market-clearing price is now solved directly against the biophysical production response by numerical root-finding at every timestep, so the reported yields and the production changes implicit in the food-price responses are the same quantity by construction (clearing residual below 10⁻⁸ at every step). Adopting the consistent clearing left all yield trajectories unchanged to reported precision (largest movement 0.05 percentage points) and raised year-10 food-price responses by roughly 1–2 percentage points in most regions. Final verification also caught a configuration error in which the soil-N depletion elasticity documented in the SI (ε_F,N = −0.50, active in S3, SC1 and SC2) was set to zero in the code; the documented value is restored, and with it global year-10 loss is 3.0% and the one-year-pulse year-5 residual is 0.01%. The joint-prior Monte Carlo ensemble was regenerated under the corrected clearing and audited prices. All affected figures in the manuscript and SI have been updated accordingly.</w:t>
         </w:r>
       </w:ins>
     </w:p>

--- a/resumbission/v17/Author_Response_ERFS-100341_v17.docx
+++ b/resumbission/v17/Author_Response_ERFS-100341_v17.docx
@@ -660,7 +660,29 @@
         <w:rPr>
           <w:rFonts w:ascii="Aptos" w:hAnsi="Aptos"/>
         </w:rPr>
-        <w:t>Independent validation of the response shape. We validate the fertilizer-era response against the Broadbalk graduated-treatment series (Nil, N3PK, FYM), which anchors the SOM-mineralization-to-yield relationship for a temperate system (Supplementary Note 1). At the reviewer’s suggestion we have now added a tropical validation using the OFRA (Optimizing Fertilizer Recommendations in Africa) response-function database (6,184 georeferenced functions; Wortmann et al. 2017), extracting the 364 maize–nitrogen response functions for Sub-Saharan Africa. The modeled SSA response falls within the observed OFRA envelope, below the median but within the interquartile range: OFRA maize control (0 added N) median 3.55 t/ha (IQR 2.37–5.00) and ceiling median 4.48 t/ha (IQR 3.10–6.91), versus the model’s SSA ceiling y_max = 3.88 t/ha and degraded-soil control ≈ 1.3 t/ha. The modeled degraded regional-mean soil sits below the OFRA on-station control distribution, as expected, while the ceiling lies below the observed median but within the interquartile range. This directly addresses the reviewer’s SSA-validation concern; the new figure and full extraction are in the revised SI.</w:t>
+        <w:t xml:space="preserve">Independent validation of the response shape. We validate the fertilizer-era response against the Broadbalk graduated-treatment series (Nil, N3PK, FYM), which anchors the SOM-mineralization-to-yield relationship for a temperate system (Supplementary Note 1). At the reviewer’s suggestion we have now added a tropical validation using the OFRA (Optimizing Fertilizer Recommendations in Africa) response-function database (6,184 georeferenced functions; Wortmann et al. 2017), extracting the 364 maize–nitrogen response functions for Sub-Saharan Africa. The modeled SSA response falls within the observed OFRA envelope, below the median but within the interquartile range: OFRA maize control (0 added N) median 3.55 t/ha (IQR 2.37–5.00) and ceiling median 4.48 t/ha (IQR 3.10–6.91), </w:t>
+      </w:r>
+      <w:del w:id="9007" w:author="Matthew Wallenstein" w:date="2026-08-29T12:00:00Z">
+        <w:r>
+          <w:rPr>
+            <w:rFonts w:ascii="Aptos" w:hAnsi="Aptos"/>
+          </w:rPr>
+          <w:delText xml:space="preserve">versus the model’s SSA ceiling y_max = 3.88 t/ha and degraded-soil control ≈ 1.3 t/ha.</w:delText>
+        </w:r>
+      </w:del>
+      <w:ins w:id="9008" w:author="Matthew Wallenstein" w:date="2026-08-29T12:00:00Z">
+        <w:r>
+          <w:rPr>
+            <w:rFonts w:ascii="Aptos" w:hAnsi="Aptos"/>
+          </w:rPr>
+          <w:t xml:space="preserve">versus the model’s SSA ceiling y_max = 3.97 t/ha and degraded-soil control ≈ 1.3 t/ha.</w:t>
+        </w:r>
+      </w:ins>
+      <w:r>
+        <w:rPr>
+          <w:rFonts w:ascii="Aptos" w:hAnsi="Aptos"/>
+        </w:rPr>
+        <w:t xml:space="preserve"> The modeled degraded regional-mean soil sits below the OFRA on-station control distribution, as expected, while the ceiling lies below the observed median but within the interquartile range. This directly addresses the reviewer’s SSA-validation concern; the new figure and full extraction are in the revised SI.</w:t>
       </w:r>
     </w:p>
     <w:p>
@@ -816,7 +838,29 @@
         <w:rPr>
           <w:rFonts w:ascii="Aptos" w:hAnsi="Aptos"/>
         </w:rPr>
-        <w:t>To address this point directly, we replaced the representative climate profiles used in the submitted version with the ERA5-derived monthly normals described above and re-ran the coupled model. The results are essentially unchanged: year-10 regional yield losses shift by at most 0.54 percentage points and the ranking of regional vulnerability is preserved (Spearman ρ = 0.98). The ERA5-derived inputs are used directly in the Methods. Because this is an input-sensitivity comparison rather than a validation against observed outcomes, we do not present it as a manuscript figure; the full old-versus-new comparison is retained in the reproducibility archive as provenance. The climate inputs are thus both data-based and demonstrably not driving the conclusions.</w:t>
+        <w:t xml:space="preserve">To address this point directly, we replaced the representative climate profiles used in the submitted version with the ERA5-derived monthly normals described above and re-ran the coupled model. </w:t>
+      </w:r>
+      <w:del w:id="9001" w:author="Matthew Wallenstein" w:date="2026-08-29T12:00:00Z">
+        <w:r>
+          <w:rPr>
+            <w:rFonts w:ascii="Aptos" w:hAnsi="Aptos"/>
+          </w:rPr>
+          <w:delText xml:space="preserve">The results are essentially unchanged: year-10 regional yield losses shift by at most 0.54 percentage points and the ranking of regional vulnerability is preserved (Spearman ρ = 0.98).</w:delText>
+        </w:r>
+      </w:del>
+      <w:ins w:id="9002" w:author="Matthew Wallenstein" w:date="2026-08-29T12:00:00Z">
+        <w:r>
+          <w:rPr>
+            <w:rFonts w:ascii="Aptos" w:hAnsi="Aptos"/>
+          </w:rPr>
+          <w:t xml:space="preserve">The results are essentially unchanged: year-10 regional yield losses shift by at most 0.62 percentage points and the ranking of regional vulnerability is preserved (Spearman ρ = 0.98).</w:t>
+        </w:r>
+      </w:ins>
+      <w:r>
+        <w:rPr>
+          <w:rFonts w:ascii="Aptos" w:hAnsi="Aptos"/>
+        </w:rPr>
+        <w:t xml:space="preserve"> The ERA5-derived inputs are used directly in the Methods. Because this is an input-sensitivity comparison rather than a validation against observed outcomes, we do not present it as a manuscript figure; the full old-versus-new comparison is retained in the reproducibility archive as provenance. The climate inputs are thus both data-based and demonstrably not driving the conclusions.</w:t>
       </w:r>
     </w:p>
     <w:p>
@@ -1945,10 +1989,37 @@
         <w:rPr>
           <w:rFonts w:ascii="Aptos" w:hAnsi="Aptos"/>
         </w:rPr>
-        <w:t xml:space="preserve">Quantify the “value of supply-side recovery”: the manuscript states the SC1–SC2 contrast as a ratio — a permanent physical constraint (SC1) produces roughly twice the year-30 yield loss of one that resolves over 20 years (SC2). We report it as a ratio rather than a single percentage-point figure to keep it consistent with the </w:t>
-        <w:lastRenderedPageBreak/>
-        <w:t>manuscript’s weighting; the underlying regional trajectories are in the deposited data.</w:t>
-      </w:r>
+        <w:t xml:space="preserve">Quantify the “value of supply-side recovery”: </w:t>
+      </w:r>
+      <w:del w:id="9005" w:author="Matthew Wallenstein" w:date="2026-08-29T12:00:00Z">
+        <w:r>
+          <w:rPr>
+            <w:rFonts w:ascii="Aptos" w:hAnsi="Aptos"/>
+          </w:rPr>
+          <w:delText xml:space="preserve">the manuscript states the SC1–SC2 contrast as a ratio — a permanent physical constraint (SC1) produces roughly twice the year-30 yield loss of one that resolves over 20 years (SC2). We report it as a ratio rather than a single percentage-point figure to keep it c</w:delText>
+        </w:r>
+      </w:del>
+      <w:ins w:id="9006" w:author="Matthew Wallenstein" w:date="2026-08-29T12:00:00Z">
+        <w:r>
+          <w:rPr>
+            <w:rFonts w:ascii="Aptos" w:hAnsi="Aptos"/>
+          </w:rPr>
+          <w:t xml:space="preserve">the manuscript now states the SC1–SC2 contrast as the two values rather than a ratio: a permanent physical constraint (SC1) leaves a 3.8% year-30 loss, while one that resolves over 20 years (SC2) essentially recovers (0.02%). A ratio is not meaningful against a near-zero denominator, so we state the values; the underlying regional trajectories are in the deposited data.</w:t>
+        </w:r>
+      </w:ins>
+      <w:del w:id="9001" w:author="Matthew Wallenstein" w:date="2026-08-29T12:00:00Z">
+        <w:r>
+          <w:rPr>
+            <w:rFonts w:ascii="Aptos" w:hAnsi="Aptos"/>
+          </w:rPr>
+          <w:delText xml:space="preserve">onsistent with the </w:delText>
+        </w:r>
+      </w:del>
+      <w:del w:id="9001" w:author="Matthew Wallenstein" w:date="2026-08-29T12:00:00Z">
+        <w:r>
+          <w:delText xml:space="preserve">manuscript’s weighting; the underlying regional trajectories are in the deposited data.</w:delText>
+        </w:r>
+      </w:del>
     </w:p>
     <w:p>
       <w:pPr>
@@ -2335,7 +2406,29 @@
         <w:rPr>
           <w:rFonts w:ascii="Aptos" w:hAnsi="Aptos"/>
         </w:rPr>
-        <w:t>Climate/soil-water provenance. The monthly climate inputs were re-derived from the ERA5 reanalysis (2001–2020 normals, Hargreaves PET) and the model re-run; headline results are unchanged (max Δ 0.54 pp; Spearman ρ = 0.98), with the ERA5 inputs now used directly in the Methods and the full old-versus-new comparison retained in the reproducibility archive as provenance.</w:t>
+        <w:t xml:space="preserve">Climate/soil-water provenance. The monthly climate inputs were re-derived from the ERA5 reanalysis (2001–2020 normals, Hargreaves PET) and the model re-run; </w:t>
+      </w:r>
+      <w:del w:id="9003" w:author="Matthew Wallenstein" w:date="2026-08-29T12:00:00Z">
+        <w:r>
+          <w:rPr>
+            <w:rFonts w:ascii="Aptos" w:hAnsi="Aptos"/>
+          </w:rPr>
+          <w:delText xml:space="preserve">headline results are unchanged (max Δ 0.54 pp; Spearman ρ = 0.98)</w:delText>
+        </w:r>
+      </w:del>
+      <w:ins w:id="9004" w:author="Matthew Wallenstein" w:date="2026-08-29T12:00:00Z">
+        <w:r>
+          <w:rPr>
+            <w:rFonts w:ascii="Aptos" w:hAnsi="Aptos"/>
+          </w:rPr>
+          <w:t xml:space="preserve">headline results are unchanged (max Δ 0.62 pp; Spearman ρ = 0.98)</w:t>
+        </w:r>
+      </w:ins>
+      <w:r>
+        <w:rPr>
+          <w:rFonts w:ascii="Aptos" w:hAnsi="Aptos"/>
+        </w:rPr>
+        <w:t xml:space="preserve">, with the ERA5 inputs now used directly in the Methods and the full old-versus-new comparison retained in the reproducibility archive as provenance.</w:t>
       </w:r>
     </w:p>
     <w:p>

--- a/resumbission/v17/Author_Response_ERFS-100341_v17.docx
+++ b/resumbission/v17/Author_Response_ERFS-100341_v17.docx
@@ -1015,7 +1015,29 @@
         <w:rPr>
           <w:rFonts w:ascii="Aptos" w:hAnsi="Aptos"/>
         </w:rPr>
-        <w:t>We agree that the uncertainty analysis was not sufficiently visible in the submitted manuscript. The SI includes complementary tests of joint parameter uncertainty, model structure, individual parameter choices, and spatial-screen assumptions. These comprise a 1,000-draw joint-prior Monte Carlo ensemble across eight first-order biophysical and economic parameters (Supplementary Note 6; Fig. S9), a microbially explicit four-pool structural sensitivity, one-at-a-time sensitivity to fertilizer-demand elasticity (Figs. S7–S8), mineralizable-N parameter sensitivity (Fig. S3), and a five-treatment robustness analysis of the spatial screen (Supplementary Note 7). We now reference these analyses prominently in the main-text Discussion. Together, they show that the paper’s principal qualitative conclusions persist across the parameter ranges and alternative formulations tested, while not implying that all sources of model uncertainty have been resolved.</w:t>
+        <w:t xml:space="preserve">We agree that the uncertainty analysis was not sufficiently visible in the submitted manuscript. The SI includes complementary tests of joint parameter uncertainty, model structure, individual parameter choices, and spatial-screen assumptions. These comprise a 1,000-draw joint-prior Monte Carlo ensemble across eight first-order biophysical and economic parameters (Supplementary Note 6; Fig. S9), </w:t>
+      </w:r>
+      <w:del w:id="9001" w:author="Matthew Wallenstein" w:date="2026-08-29T12:00:00Z">
+        <w:r>
+          <w:rPr>
+            <w:rFonts w:ascii="Aptos" w:hAnsi="Aptos"/>
+          </w:rPr>
+          <w:delText xml:space="preserve">a microbially explicit four-pool structural sensitivity,</w:delText>
+        </w:r>
+      </w:del>
+      <w:ins w:id="9002" w:author="Matthew Wallenstein" w:date="2026-08-29T12:00:00Z">
+        <w:r>
+          <w:rPr>
+            <w:rFonts w:ascii="Aptos" w:hAnsi="Aptos"/>
+          </w:rPr>
+          <w:t xml:space="preserve">a microbially explicit four-pool structural sensitivity (qualitative in this revision; see below),</w:t>
+        </w:r>
+      </w:ins>
+      <w:r>
+        <w:rPr>
+          <w:rFonts w:ascii="Aptos" w:hAnsi="Aptos"/>
+        </w:rPr>
+        <w:t xml:space="preserve"> one-at-a-time sensitivity to fertilizer-demand elasticity (Figs. S7–S8), mineralizable-N parameter sensitivity (Fig. S3), and a five-treatment robustness analysis of the spatial screen (Supplementary Note 7). We now reference these analyses prominently in the main-text Discussion. Together, they show that the paper’s principal qualitative conclusions persist across the parameter ranges and alternative formulations tested, while not implying that all sources of model uncertainty have been resolved.</w:t>
       </w:r>
     </w:p>
     <w:p>
@@ -1031,14 +1053,28 @@
       </w:pPr>
       <w:bookmarkStart w:id="12" w:name="referee-2-itemized-minor-comments"/>
       <w:bookmarkEnd w:id="11"/>
-      <w:r>
-        <w:rPr>
-          <w:rFonts w:ascii="Aptos" w:hAnsi="Aptos"/>
-        </w:rPr>
-        <w:t xml:space="preserve">On retaining the microbially explicit four-pool comparison: we retain this analysis because it tests structural uncertainty in the soil feedback that is central to the paper. Specifically, it asks whether the estimated long-term consequences of reduced residue inputs depend on how microbial processing and carbon stabilization are represented. The alternative formulation preserves the direction of the response but changes its magnitude: year-30 SOC losses range from 0.9 to 2.5 times the Century estimates across regions, with a median ratio of 1.8 (revised Supplementary Note 2). This indicates that the simpler Century formulation does not create the long-run risk signal, although it may provide a conservative estimate of its magnitude. We have kept the detailed comparison in the SI and can further reduce its prominence in the main text, but we believe the result is important </w:t>
-        <w:lastRenderedPageBreak/>
-        <w:t>because it directly tests the robustness of the paper’s focal soil-feedback mechanism.</w:t>
-      </w:r>
+      <w:del w:id="9004" w:author="Matthew Wallenstein" w:date="2026-08-29T12:00:00Z">
+        <w:r>
+          <w:rPr>
+            <w:rFonts w:ascii="Aptos" w:hAnsi="Aptos"/>
+          </w:rPr>
+          <w:delText xml:space="preserve">On retaining the microbially explicit four-pool comparison: we retain this analysis because it tests structural uncertainty in the soil feedback that is central to the paper. Specifically, it asks whether the estimated long-term consequences of reduced residue inputs depend on how microbial processing and carbon stabilization are represented. The alternative formulation preserves the direction of the response but changes its magnitude: year-30 SOC losses range from 0.9 to 2.5 times the Century estimates across regions, with a median ratio of 1.8 (revised Supplementary Note 2). This indicates that the simpler Century formulation does not create the long-run risk signal, although it may provide a conservative estimate of its magnitude. We have kept the detailed comparison in the SI and can further reduce its prominence in the main text, but we believe the result is important </w:delText>
+          <w:lastRenderedPageBreak/>
+          <w:delText>because it directly tests the robustness of the paper’s focal soil-feedback mechanism.</w:delText>
+        </w:r>
+      </w:del>
+    </w:p>
+    <w:p>
+      <w:pPr>
+        <w:rPr>
+          <w:ins w:id="9005" w:author="Matthew Wallenstein" w:date="2026-08-29T12:00:00Z"/>
+        </w:rPr>
+      </w:pPr>
+      <w:ins w:id="9006" w:author="Matthew Wallenstein" w:date="2026-08-29T12:00:00Z">
+        <w:r>
+          <w:t xml:space="preserve">On the microbially explicit four-pool comparison: in preparing this revision we found that the alternative engine is not part of the deposited reproducibility code, so the quantitative comparison cannot be regenerated. We have therefore withdrawn the numerical results (the SOC-loss ratios, Supplementary Figure S5 and Supplementary table 2) and retain only the qualitative statement that the alternative formulation preserves the direction of the soil-feedback response; Supplementary Note 2 states the withdrawal and the reason. We agree the structural test is valuable and plan to restore a quantitative comparison from a regenerable implementation of the microbially-explicit scheme.</w:t>
+        </w:r>
+      </w:ins>
     </w:p>
     <w:p>
       <w:pPr>
